--- a/submission/CyberTrace_Submission/deliverables/final_report.docx
+++ b/submission/CyberTrace_Submission/deliverables/final_report.docx
@@ -857,6 +857,29 @@
         <w:pStyle w:val="Heading1"/>
       </w:pPr>
       <w:r>
+        <w:t>Lessons Learned</w:t>
+      </w:r>
+    </w:p>
+    <w:p>
+      <w:r>
+        <w:t>One lesson from the project is that clean project structure matters almost as much as the clustering result itself. Once the data preparation, model execution, reporting, and tests were organized into clear modules, it became much easier to reason about the analysis and to regenerate the final outputs reliably.</w:t>
+      </w:r>
+    </w:p>
+    <w:p>
+      <w:r>
+        <w:t>A second lesson is that mixed results are still meaningful results. The presence of a mixed malicious-heavy cluster does not weaken the project; instead, it highlights the fact that real cybersecurity analysis often lives in gray areas rather than in perfect separations.</w:t>
+      </w:r>
+    </w:p>
+    <w:p>
+      <w:r>
+        <w:t>A third lesson is that packaging matters. Turning the project into a final report, slide deck, and submission archive forced the workflow to become more reproducible and more communicable. That is a valuable outcome on its own because strong cybersecurity work has to be explainable to other people, not just runnable by its original author.</w:t>
+      </w:r>
+    </w:p>
+    <w:p>
+      <w:pPr>
+        <w:pStyle w:val="Heading1"/>
+      </w:pPr>
+      <w:r>
         <w:t>Conclusion</w:t>
       </w:r>
     </w:p>

--- a/submission/CyberTrace_Submission/deliverables/final_report.docx
+++ b/submission/CyberTrace_Submission/deliverables/final_report.docx
@@ -673,7 +673,7 @@
         <w:ind w:left="720"/>
       </w:pPr>
       <w:r>
-        <w:t>Set up the Python project structure and CLI workflow.</w:t>
+        <w:t>Worked jointly on the project planning, implementation, analysis, and final deliverables.</w:t>
       </w:r>
     </w:p>
     <w:p>
@@ -682,7 +682,7 @@
         <w:ind w:left="720"/>
       </w:pPr>
       <w:r>
-        <w:t>Implemented dataset preparation, clustering, tests, and packaging scripts.</w:t>
+        <w:t>Shared responsibility for the Python workflow, dataset preparation, clustering, testing, and reporting.</w:t>
       </w:r>
     </w:p>
     <w:p>
@@ -691,7 +691,7 @@
         <w:ind w:left="720"/>
       </w:pPr>
       <w:r>
-        <w:t>Integrated the real dataset analysis outputs, figures, and submission materials.</w:t>
+        <w:t>Collaborated equally on interpreting results, preparing the presentation, and packaging the submission.</w:t>
       </w:r>
     </w:p>
     <w:p>
@@ -708,7 +708,7 @@
         <w:ind w:left="720"/>
       </w:pPr>
       <w:r>
-        <w:t>Helped shape the project direction around cybersecurity investigation.</w:t>
+        <w:t>Worked jointly on the project planning, implementation, analysis, and final deliverables.</w:t>
       </w:r>
     </w:p>
     <w:p>
@@ -717,7 +717,7 @@
         <w:ind w:left="720"/>
       </w:pPr>
       <w:r>
-        <w:t>Contributed to the problem framing, motivation, and interpretation goals.</w:t>
+        <w:t>Shared responsibility for the Python workflow, dataset preparation, clustering, testing, and reporting.</w:t>
       </w:r>
     </w:p>
     <w:p>
@@ -726,12 +726,12 @@
         <w:ind w:left="720"/>
       </w:pPr>
       <w:r>
-        <w:t>Supported the final narrative about findings, implications, and future work.</w:t>
+        <w:t>Collaborated equally on interpreting results, preparing the presentation, and packaging the submission.</w:t>
       </w:r>
     </w:p>
     <w:p>
       <w:r>
-        <w:t>This section is included to make individual effort visible in the final submission instead of treating the entire project as a single anonymous artifact.</w:t>
+        <w:t>The contribution split is intentionally even. Both group members worked on the project together across planning, coding, analysis, interpretation, and final submission materials.</w:t>
       </w:r>
     </w:p>
     <w:p>
